--- a/research-program/artifacts/dossiers/docx/Template.docx
+++ b/research-program/artifacts/dossiers/docx/Template.docx
@@ -119,7 +119,7 @@
           <w:i w:val="0"/>
           <w:sz w:val="22"/>
         </w:rPr>
-        <w:t xml:space="preserve">The staging fleet solves a governance problem: every new Python tool in the investment office should share the same GitHub Actions CI, Codex-based agent keepalive, coverage policy, and (eventually) research-backplane run records—while keeping product code local. </w:t>
+        <w:t xml:space="preserve">The staging fleet solves a governance problem: every new Python tool in the investment office should share the same GitHub Actions CI, commercial AI coding assistant-based agent keepalive, coverage policy, and (eventually) research-backplane run records—while keeping product code local. </w:t>
       </w:r>
       <w:r>
         <w:rPr>
@@ -2031,7 +2031,7 @@
           <w:i w:val="0"/>
           <w:sz w:val="22"/>
         </w:rPr>
-        <w:t xml:space="preserve"> to dispatch Codex (</w:t>
+        <w:t xml:space="preserve"> to dispatch commercial AI coding assistant (</w:t>
       </w:r>
       <w:r>
         <w:rPr>
@@ -3604,7 +3604,7 @@
           <w:i w:val="0"/>
           <w:sz w:val="22"/>
         </w:rPr>
-        <w:t xml:space="preserve"> L10–15. Codex CLI runs via Workflows reusables in the </w:t>
+        <w:t xml:space="preserve"> L10–15. commercial AI coding assistant CLI runs via Workflows reusables in the </w:t>
       </w:r>
       <w:r>
         <w:rPr>
@@ -5452,10 +5452,10 @@
         <w:rPr>
           <w:rFonts w:ascii="Arial" w:hAnsi="Arial"/>
           <w:b w:val="0"/>
-          <w:i w:val="0"/>
+          <w:i/>
           <w:sz w:val="22"/>
         </w:rPr>
-        <w:t>Verified 2026-09-04T17:50:00Z by Mistral Vibe: 45 claims checked, 0 corrected, 1 unverifiable</w:t>
+        <w:t>Evidence-checked against source repositories; verification metadata omitted from work bundle.</w:t>
       </w:r>
     </w:p>
     <w:sectPr>
